--- a/LINKO_manuscript_japanese.docx
+++ b/LINKO_manuscript_japanese.docx
@@ -129,25 +129,307 @@
       <w:pPr>
         <w:ind w:left="720"/>
       </w:pPr>
-      <w:r>
-        <w:rPr>
-          <w:rFonts w:ascii="Yu Mincho" w:hAnsi="Yu Mincho"/>
-          <w:i/>
-        </w:rPr>
-        <w:t>ICR_std = d / D</w:t>
-      </w:r>
+      <m:oMath>
+        <m:sSub>
+          <m:e>
+            <m:r>
+              <w:rPr>
+                <w:rFonts w:ascii="Cambria Math" w:hAnsi="Cambria Math"/>
+                <w:sz w:val="24"/>
+                <w:szCs w:val="24"/>
+              </w:rPr>
+              <m:t xml:space="preserve">ICR</m:t>
+            </m:r>
+          </m:e>
+          <m:sub>
+            <m:r>
+              <w:rPr>
+                <w:rFonts w:ascii="Cambria Math" w:hAnsi="Cambria Math"/>
+                <w:sz w:val="24"/>
+                <w:szCs w:val="24"/>
+              </w:rPr>
+              <m:t xml:space="preserve">std</m:t>
+            </m:r>
+          </m:sub>
+        </m:sSub>
+        <m:r>
+          <m:rPr>
+            <m:sty m:val="p"/>
+          </m:rPr>
+          <w:rPr>
+            <w:rFonts w:ascii="Cambria Math" w:hAnsi="Cambria Math"/>
+            <w:sz w:val="24"/>
+            <w:szCs w:val="24"/>
+          </w:rPr>
+          <m:t xml:space="preserve">=</m:t>
+        </m:r>
+        <m:f>
+          <m:num>
+            <m:r>
+              <w:rPr>
+                <w:rFonts w:ascii="Cambria Math" w:hAnsi="Cambria Math"/>
+                <w:sz w:val="24"/>
+                <w:szCs w:val="24"/>
+              </w:rPr>
+              <m:t xml:space="preserve">d</m:t>
+            </m:r>
+          </m:num>
+          <m:den>
+            <m:r>
+              <w:rPr>
+                <w:rFonts w:ascii="Cambria Math" w:hAnsi="Cambria Math"/>
+                <w:sz w:val="24"/>
+                <w:szCs w:val="24"/>
+              </w:rPr>
+              <m:t xml:space="preserve">D</m:t>
+            </m:r>
+          </m:den>
+        </m:f>
+      </m:oMath>
     </w:p>
     <w:p>
       <w:pPr>
         <w:ind w:left="720"/>
       </w:pPr>
-      <w:r>
-        <w:rPr>
-          <w:rFonts w:ascii="Yu Mincho" w:hAnsi="Yu Mincho"/>
-          <w:i/>
-        </w:rPr>
-        <w:t>ICR_raw = Σ_{j∈E} Var(X_j) / Σ_{j=1..D} Var(X_j)</w:t>
-      </w:r>
+      <m:oMath>
+        <m:sSub>
+          <m:e>
+            <m:r>
+              <w:rPr>
+                <w:rFonts w:ascii="Cambria Math" w:hAnsi="Cambria Math"/>
+                <w:sz w:val="24"/>
+                <w:szCs w:val="24"/>
+              </w:rPr>
+              <m:t xml:space="preserve">ICR</m:t>
+            </m:r>
+          </m:e>
+          <m:sub>
+            <m:r>
+              <w:rPr>
+                <w:rFonts w:ascii="Cambria Math" w:hAnsi="Cambria Math"/>
+                <w:sz w:val="24"/>
+                <w:szCs w:val="24"/>
+              </w:rPr>
+              <m:t xml:space="preserve">raw</m:t>
+            </m:r>
+          </m:sub>
+        </m:sSub>
+        <m:r>
+          <m:rPr>
+            <m:sty m:val="p"/>
+          </m:rPr>
+          <w:rPr>
+            <w:rFonts w:ascii="Cambria Math" w:hAnsi="Cambria Math"/>
+            <w:sz w:val="24"/>
+            <w:szCs w:val="24"/>
+          </w:rPr>
+          <m:t xml:space="preserve">=</m:t>
+        </m:r>
+        <m:f>
+          <m:num>
+            <m:nary>
+              <m:naryPr>
+                <m:chr m:val="∑"/>
+              </m:naryPr>
+              <m:sub>
+                <m:r>
+                  <w:rPr>
+                    <w:rFonts w:ascii="Cambria Math" w:hAnsi="Cambria Math"/>
+                    <w:sz w:val="24"/>
+                    <w:szCs w:val="24"/>
+                  </w:rPr>
+                  <m:t xml:space="preserve">j</m:t>
+                </m:r>
+                <m:r>
+                  <m:rPr>
+                    <m:sty m:val="p"/>
+                  </m:rPr>
+                  <w:rPr>
+                    <w:rFonts w:ascii="Cambria Math" w:hAnsi="Cambria Math"/>
+                    <w:sz w:val="24"/>
+                    <w:szCs w:val="24"/>
+                  </w:rPr>
+                  <m:t xml:space="preserve">∈</m:t>
+                </m:r>
+                <m:r>
+                  <w:rPr>
+                    <w:rFonts w:ascii="Cambria Math" w:hAnsi="Cambria Math"/>
+                    <w:sz w:val="24"/>
+                    <w:szCs w:val="24"/>
+                  </w:rPr>
+                  <m:t xml:space="preserve">E</m:t>
+                </m:r>
+              </m:sub>
+              <m:e>
+                <m:r>
+                  <m:rPr>
+                    <m:sty m:val="p"/>
+                  </m:rPr>
+                  <w:rPr>
+                    <w:rFonts w:ascii="Cambria Math" w:hAnsi="Cambria Math"/>
+                    <w:sz w:val="24"/>
+                    <w:szCs w:val="24"/>
+                  </w:rPr>
+                  <m:t xml:space="preserve">Var</m:t>
+                </m:r>
+                <m:d>
+                  <m:dPr>
+                    <m:begChr m:val="("/>
+                    <m:endChr m:val=")"/>
+                  </m:dPr>
+                  <m:e>
+                    <m:sSub>
+                      <m:e>
+                        <m:r>
+                          <w:rPr>
+                            <w:rFonts w:ascii="Cambria Math" w:hAnsi="Cambria Math"/>
+                            <w:sz w:val="24"/>
+                            <w:szCs w:val="24"/>
+                          </w:rPr>
+                          <m:t xml:space="preserve">X</m:t>
+                        </m:r>
+                      </m:e>
+                      <m:sub>
+                        <m:r>
+                          <w:rPr>
+                            <w:rFonts w:ascii="Cambria Math" w:hAnsi="Cambria Math"/>
+                            <w:sz w:val="24"/>
+                            <w:szCs w:val="24"/>
+                          </w:rPr>
+                          <m:t xml:space="preserve">j</m:t>
+                        </m:r>
+                      </m:sub>
+                    </m:sSub>
+                  </m:e>
+                </m:d>
+              </m:e>
+            </m:nary>
+          </m:num>
+          <m:den>
+            <m:nary>
+              <m:naryPr>
+                <m:chr m:val="∑"/>
+              </m:naryPr>
+              <m:sub>
+                <m:r>
+                  <w:rPr>
+                    <w:rFonts w:ascii="Cambria Math" w:hAnsi="Cambria Math"/>
+                    <w:sz w:val="24"/>
+                    <w:szCs w:val="24"/>
+                  </w:rPr>
+                  <m:t xml:space="preserve">j</m:t>
+                </m:r>
+                <m:r>
+                  <m:rPr>
+                    <m:sty m:val="p"/>
+                  </m:rPr>
+                  <w:rPr>
+                    <w:rFonts w:ascii="Cambria Math" w:hAnsi="Cambria Math"/>
+                    <w:sz w:val="24"/>
+                    <w:szCs w:val="24"/>
+                  </w:rPr>
+                  <m:t xml:space="preserve">=</m:t>
+                </m:r>
+                <m:r>
+                  <m:rPr>
+                    <m:sty m:val="p"/>
+                  </m:rPr>
+                  <w:rPr>
+                    <w:rFonts w:ascii="Cambria Math" w:hAnsi="Cambria Math"/>
+                    <w:sz w:val="24"/>
+                    <w:szCs w:val="24"/>
+                  </w:rPr>
+                  <m:t xml:space="preserve">1</m:t>
+                </m:r>
+                <m:r>
+                  <m:rPr>
+                    <m:sty m:val="p"/>
+                  </m:rPr>
+                  <w:rPr>
+                    <w:rFonts w:ascii="Cambria Math" w:hAnsi="Cambria Math"/>
+                    <w:sz w:val="24"/>
+                    <w:szCs w:val="24"/>
+                  </w:rPr>
+                  <m:t xml:space="preserve">,</m:t>
+                </m:r>
+                <m:r>
+                  <m:rPr>
+                    <m:sty m:val="p"/>
+                  </m:rPr>
+                  <w:rPr>
+                    <w:rFonts w:ascii="Cambria Math" w:hAnsi="Cambria Math"/>
+                    <w:sz w:val="24"/>
+                    <w:szCs w:val="24"/>
+                  </w:rPr>
+                  <m:t xml:space="preserve">…</m:t>
+                </m:r>
+                <m:r>
+                  <m:rPr>
+                    <m:sty m:val="p"/>
+                  </m:rPr>
+                  <w:rPr>
+                    <w:rFonts w:ascii="Cambria Math" w:hAnsi="Cambria Math"/>
+                    <w:sz w:val="24"/>
+                    <w:szCs w:val="24"/>
+                  </w:rPr>
+                  <m:t xml:space="preserve">,</m:t>
+                </m:r>
+                <m:r>
+                  <w:rPr>
+                    <w:rFonts w:ascii="Cambria Math" w:hAnsi="Cambria Math"/>
+                    <w:sz w:val="24"/>
+                    <w:szCs w:val="24"/>
+                  </w:rPr>
+                  <m:t xml:space="preserve">D</m:t>
+                </m:r>
+              </m:sub>
+              <m:e>
+                <m:r>
+                  <m:rPr>
+                    <m:sty m:val="p"/>
+                  </m:rPr>
+                  <w:rPr>
+                    <w:rFonts w:ascii="Cambria Math" w:hAnsi="Cambria Math"/>
+                    <w:sz w:val="24"/>
+                    <w:szCs w:val="24"/>
+                  </w:rPr>
+                  <m:t xml:space="preserve">Var</m:t>
+                </m:r>
+                <m:d>
+                  <m:dPr>
+                    <m:begChr m:val="("/>
+                    <m:endChr m:val=")"/>
+                  </m:dPr>
+                  <m:e>
+                    <m:sSub>
+                      <m:e>
+                        <m:r>
+                          <w:rPr>
+                            <w:rFonts w:ascii="Cambria Math" w:hAnsi="Cambria Math"/>
+                            <w:sz w:val="24"/>
+                            <w:szCs w:val="24"/>
+                          </w:rPr>
+                          <m:t xml:space="preserve">X</m:t>
+                        </m:r>
+                      </m:e>
+                      <m:sub>
+                        <m:r>
+                          <w:rPr>
+                            <w:rFonts w:ascii="Cambria Math" w:hAnsi="Cambria Math"/>
+                            <w:sz w:val="24"/>
+                            <w:szCs w:val="24"/>
+                          </w:rPr>
+                          <m:t xml:space="preserve">j</m:t>
+                        </m:r>
+                      </m:sub>
+                    </m:sSub>
+                  </m:e>
+                </m:d>
+              </m:e>
+            </m:nary>
+          </m:den>
+        </m:f>
+      </m:oMath>
     </w:p>
     <w:p>
       <w:r>
